--- a/docpac_051809/Unit1Lesson5/Unit1Lesson5.docx
+++ b/docpac_051809/Unit1Lesson5/Unit1Lesson5.docx
@@ -4178,7 +4178,7 @@
           <w:sz w:val="20"/>
           <w:szCs w:val="20"/>
         </w:rPr>
-        <w:t>Week 1/</w:t>
+        <w:t>Unit1Lesson5/</w:t>
       </w:r>
     </w:p>
     <w:p>
